--- a/pr-preview/pr-229/chapters/defining-terms-tracked-changes.docx
+++ b/pr-preview/pr-229/chapters/defining-terms-tracked-changes.docx
@@ -26,7 +26,7 @@
       </w:pPr>
       <w:ins w:id="2" w:author="PR Preview" w:date="2026-01-01T00:00:00Z">
         <w:r>
-          <w:t xml:space="preserve">Last modified: 2026-10-16 03:24:06 (PDT)</w:t>
+          <w:t xml:space="preserve">Last modified: 2026-10-16 03:30:19 (PDT)</w:t>
         </w:r>
       </w:ins>
     </w:p>
@@ -2218,222 +2218,91 @@
           <w:numId w:val="1001"/>
         </w:numPr>
       </w:pPr>
-      <w:del w:id="3" w:author="PR Preview" w:date="2026-01-01T00:00:00Z">
-        <w:r>
-          <w:rPr>
-            <w:b/>
-            <w:bCs/>
-          </w:rPr>
-          <w:delText xml:space="preserve">Define and link every technical term at its first use in each div:</w:delText>
-        </w:r>
-      </w:del>
-      <w:del w:id="4" w:author="PR Preview" w:date="2026-01-01T00:00:00Z">
-        <w:r>
-          <w:delText xml:space="preserve"> </w:delText>
-        </w:r>
-      </w:del>
-      <w:del w:id="5" w:author="PR Preview" w:date="2026-01-01T00:00:00Z">
-        <w:r>
-          <w:delText xml:space="preserve">Inside a definition, theorem, example or other div,</w:delText>
-        </w:r>
-      </w:del>
-      <w:del w:id="6" w:author="PR Preview" w:date="2026-01-01T00:00:00Z">
-        <w:r>
-          <w:delText xml:space="preserve"> </w:delText>
-        </w:r>
-      </w:del>
-      <w:del w:id="7" w:author="PR Preview" w:date="2026-01-01T00:00:00Z">
-        <w:r>
-          <w:delText xml:space="preserve">link a technical term to its formal definition the first time it appears in that div.</w:delText>
-        </w:r>
-      </w:del>
-      <w:del w:id="8" w:author="PR Preview" w:date="2026-01-01T00:00:00Z">
-        <w:r>
-          <w:delText xml:space="preserve"> </w:delText>
-        </w:r>
-      </w:del>
-      <w:del w:id="9" w:author="PR Preview" w:date="2026-01-01T00:00:00Z">
-        <w:r>
-          <w:delText xml:space="preserve">Outside divs, link it the first time it appears in each prose passage.</w:delText>
-        </w:r>
-      </w:del>
-      <w:del w:id="10" w:author="PR Preview" w:date="2026-01-01T00:00:00Z">
-        <w:r>
-          <w:delText xml:space="preserve"> </w:delText>
-        </w:r>
-      </w:del>
-      <w:del w:id="11" w:author="PR Preview" w:date="2026-01-01T00:00:00Z">
-        <w:r>
-          <w:delText xml:space="preserve">A link in an earlier div does not carry over,</w:delText>
-        </w:r>
-      </w:del>
-      <w:del w:id="12" w:author="PR Preview" w:date="2026-01-01T00:00:00Z">
-        <w:r>
-          <w:delText xml:space="preserve"> </w:delText>
-        </w:r>
-      </w:del>
-      <w:del w:id="13" w:author="PR Preview" w:date="2026-01-01T00:00:00Z">
-        <w:r>
-          <w:delText xml:space="preserve">because readers jump into the middle of a page.</w:delText>
-        </w:r>
-      </w:del>
-      <w:del w:id="14" w:author="PR Preview" w:date="2026-01-01T00:00:00Z">
-        <w:r>
-          <w:delText xml:space="preserve"> </w:delText>
-        </w:r>
-      </w:del>
-      <w:del w:id="15" w:author="PR Preview" w:date="2026-01-01T00:00:00Z">
-        <w:r>
-          <w:delText xml:space="preserve">Link once per div or passage, not at every mention.</w:delText>
-        </w:r>
-      </w:del>
-      <w:del w:id="16" w:author="PR Preview" w:date="2026-01-01T00:00:00Z">
-        <w:r>
-          <w:delText xml:space="preserve"> </w:delText>
-        </w:r>
-      </w:del>
-      <w:del w:id="17" w:author="PR Preview" w:date="2026-01-01T00:00:00Z">
-        <w:r>
-          <w:delText xml:space="preserve">If the term has no formal definition yet,</w:delText>
-        </w:r>
-      </w:del>
-      <w:del w:id="18" w:author="PR Preview" w:date="2026-01-01T00:00:00Z">
-        <w:r>
-          <w:delText xml:space="preserve"> </w:delText>
-        </w:r>
-      </w:del>
-      <w:del w:id="19" w:author="PR Preview" w:date="2026-01-01T00:00:00Z">
-        <w:r>
-          <w:delText xml:space="preserve">write the definition in its own definition div,</w:delText>
-        </w:r>
-      </w:del>
-      <w:del w:id="20" w:author="PR Preview" w:date="2026-01-01T00:00:00Z">
-        <w:r>
-          <w:delText xml:space="preserve"> </w:delText>
-        </w:r>
-      </w:del>
-      <w:del w:id="21" w:author="PR Preview" w:date="2026-01-01T00:00:00Z">
-        <w:r>
-          <w:delText xml:space="preserve">then link to it.</w:delText>
-        </w:r>
-      </w:del>
-      <w:del w:id="22" w:author="PR Preview" w:date="2026-01-01T00:00:00Z">
-        <w:r>
-          <w:delText xml:space="preserve"> </w:delText>
-        </w:r>
-      </w:del>
-      <w:del w:id="23" w:author="PR Preview" w:date="2026-01-01T00:00:00Z">
-        <w:r>
-          <w:delText xml:space="preserve">In a series of related documents, such as course notes,</w:delText>
-        </w:r>
-      </w:del>
-      <w:del w:id="24" w:author="PR Preview" w:date="2026-01-01T00:00:00Z">
-        <w:r>
-          <w:delText xml:space="preserve"> </w:delText>
-        </w:r>
-      </w:del>
-      <w:del w:id="25" w:author="PR Preview" w:date="2026-01-01T00:00:00Z">
-        <w:r>
-          <w:delText xml:space="preserve">first look for a definition in an earlier document</w:delText>
-        </w:r>
-      </w:del>
-      <w:del w:id="26" w:author="PR Preview" w:date="2026-01-01T00:00:00Z">
-        <w:r>
-          <w:delText xml:space="preserve"> </w:delText>
-        </w:r>
-      </w:del>
-      <w:del w:id="27" w:author="PR Preview" w:date="2026-01-01T00:00:00Z">
-        <w:r>
-          <w:delText xml:space="preserve">and link to it if one exists.</w:delText>
-        </w:r>
-      </w:del>
-      <w:del w:id="28" w:author="PR Preview" w:date="2026-01-01T00:00:00Z">
-        <w:r>
-          <w:delText xml:space="preserve"> </w:delText>
-        </w:r>
-      </w:del>
-      <w:del w:id="29" w:author="PR Preview" w:date="2026-01-01T00:00:00Z">
-        <w:r>
-          <w:delText xml:space="preserve">Otherwise write the definition in the earliest document that needs the term.</w:delText>
-        </w:r>
-      </w:del>
-    </w:p>
-    <w:p>
-      <w:pPr>
-        <w:numPr>
-          <w:ilvl w:val="0"/>
-          <w:numId w:val="1001"/>
-        </w:numPr>
-      </w:pPr>
-      <w:ins w:id="30" w:author="PR Preview" w:date="2026-01-01T00:00:00Z">
-        <w:r>
-          <w:rPr>
-            <w:b/>
-            <w:bCs/>
-          </w:rPr>
-          <w:t xml:space="preserve">Link every technical term to its formal definition at its first use in each div:</w:t>
-        </w:r>
-      </w:ins>
-      <w:ins w:id="31" w:author="PR Preview" w:date="2026-01-01T00:00:00Z">
-        <w:r>
-          <w:t xml:space="preserve"> </w:t>
-        </w:r>
-      </w:ins>
-      <w:ins w:id="32" w:author="PR Preview" w:date="2026-01-01T00:00:00Z">
-        <w:r>
-          <w:t xml:space="preserve">Inside a definition, theorem, example or other div,</w:t>
-        </w:r>
-      </w:ins>
-      <w:ins w:id="33" w:author="PR Preview" w:date="2026-01-01T00:00:00Z">
-        <w:r>
-          <w:t xml:space="preserve"> </w:t>
-        </w:r>
-      </w:ins>
-      <w:ins w:id="34" w:author="PR Preview" w:date="2026-01-01T00:00:00Z">
-        <w:r>
-          <w:t xml:space="preserve">link a technical term the first time it appears in that div.</w:t>
-        </w:r>
-      </w:ins>
-      <w:ins w:id="35" w:author="PR Preview" w:date="2026-01-01T00:00:00Z">
-        <w:r>
-          <w:t xml:space="preserve"> </w:t>
-        </w:r>
-      </w:ins>
-      <w:ins w:id="36" w:author="PR Preview" w:date="2026-01-01T00:00:00Z">
-        <w:r>
-          <w:t xml:space="preserve">Outside divs, link it the first time it appears in each prose passage.</w:t>
-        </w:r>
-      </w:ins>
-      <w:ins w:id="37" w:author="PR Preview" w:date="2026-01-01T00:00:00Z">
-        <w:r>
-          <w:t xml:space="preserve"> </w:t>
-        </w:r>
-      </w:ins>
-      <w:ins w:id="38" w:author="PR Preview" w:date="2026-01-01T00:00:00Z">
-        <w:r>
-          <w:t xml:space="preserve">A link in an earlier div does not carry over,</w:t>
-        </w:r>
-      </w:ins>
-      <w:ins w:id="39" w:author="PR Preview" w:date="2026-01-01T00:00:00Z">
-        <w:r>
-          <w:t xml:space="preserve"> </w:t>
-        </w:r>
-      </w:ins>
-      <w:ins w:id="40" w:author="PR Preview" w:date="2026-01-01T00:00:00Z">
-        <w:r>
-          <w:t xml:space="preserve">because readers jump into the middle of a page.</w:t>
-        </w:r>
-      </w:ins>
-      <w:ins w:id="41" w:author="PR Preview" w:date="2026-01-01T00:00:00Z">
-        <w:r>
-          <w:t xml:space="preserve"> </w:t>
-        </w:r>
-      </w:ins>
-      <w:ins w:id="42" w:author="PR Preview" w:date="2026-01-01T00:00:00Z">
-        <w:r>
-          <w:t xml:space="preserve">Link once per div or passage, not at every mention.</w:t>
-        </w:r>
-      </w:ins>
+      <w:r>
+        <w:rPr>
+          <w:b/>
+          <w:bCs/>
+        </w:rPr>
+        <w:t xml:space="preserve">Define and link every technical term at its first use in each div:</w:t>
+      </w:r>
+      <w:r>
+        <w:t xml:space="preserve"> </w:t>
+      </w:r>
+      <w:r>
+        <w:t xml:space="preserve">Inside a definition, theorem, example or other div,</w:t>
+      </w:r>
+      <w:r>
+        <w:t xml:space="preserve"> </w:t>
+      </w:r>
+      <w:r>
+        <w:t xml:space="preserve">link a technical term to its formal definition the first time it appears in that div.</w:t>
+      </w:r>
+      <w:r>
+        <w:t xml:space="preserve"> </w:t>
+      </w:r>
+      <w:r>
+        <w:t xml:space="preserve">Outside divs, link it the first time it appears in each prose passage.</w:t>
+      </w:r>
+      <w:r>
+        <w:t xml:space="preserve"> </w:t>
+      </w:r>
+      <w:r>
+        <w:t xml:space="preserve">A link in an earlier div does not carry over,</w:t>
+      </w:r>
+      <w:r>
+        <w:t xml:space="preserve"> </w:t>
+      </w:r>
+      <w:r>
+        <w:t xml:space="preserve">because readers jump into the middle of a page.</w:t>
+      </w:r>
+      <w:r>
+        <w:t xml:space="preserve"> </w:t>
+      </w:r>
+      <w:r>
+        <w:t xml:space="preserve">Link once per div or passage, not at every mention.</w:t>
+      </w:r>
+      <w:r>
+        <w:t xml:space="preserve"> </w:t>
+      </w:r>
+      <w:r>
+        <w:t xml:space="preserve">If the term has no formal definition yet,</w:t>
+      </w:r>
+      <w:r>
+        <w:t xml:space="preserve"> </w:t>
+      </w:r>
+      <w:r>
+        <w:t xml:space="preserve">write the definition in its own definition div,</w:t>
+      </w:r>
+      <w:r>
+        <w:t xml:space="preserve"> </w:t>
+      </w:r>
+      <w:r>
+        <w:t xml:space="preserve">then link to it.</w:t>
+      </w:r>
+      <w:r>
+        <w:t xml:space="preserve"> </w:t>
+      </w:r>
+      <w:r>
+        <w:t xml:space="preserve">In a series of related documents, such as course notes,</w:t>
+      </w:r>
+      <w:r>
+        <w:t xml:space="preserve"> </w:t>
+      </w:r>
+      <w:r>
+        <w:t xml:space="preserve">first look for a definition in an earlier document</w:t>
+      </w:r>
+      <w:r>
+        <w:t xml:space="preserve"> </w:t>
+      </w:r>
+      <w:r>
+        <w:t xml:space="preserve">and link to it if one exists.</w:t>
+      </w:r>
+      <w:r>
+        <w:t xml:space="preserve"> </w:t>
+      </w:r>
+      <w:r>
+        <w:t xml:space="preserve">Otherwise write the definition in the earliest document that needs the term.</w:t>
+      </w:r>
     </w:p>
     <w:p>
       <w:pPr>
